--- a/Portfolio/CAC_Lab_Build_Guide.docx
+++ b/Portfolio/CAC_Lab_Build_Guide.docx
@@ -115,7 +115,6 @@
           <w:sz w:val="22"/>
           <w:szCs w:val="22"/>
         </w:rPr>
-        <w:t xml:space="preserve">Classification: Internal Use Only</w:t>
       </w:r>
     </w:p>
     <w:p>
@@ -9313,6 +9312,10 @@
     <w:sectPr>
       <w:headerReference w:type="default" r:id="rId7"/>
       <w:footerReference w:type="default" r:id="rId8"/>
+      <w:headerReference w:type="first" r:id="rId10"/>
+      <w:footerReference w:type="first" r:id="rId11"/>
+      <w:headerReference w:type="even" r:id="rId12"/>
+      <w:footerReference w:type="even" r:id="rId13"/>
       <w:pgSz w:w="12240" w:h="15840" w:orient="portrait"/>
       <w:pgMar w:top="1440" w:right="1440" w:bottom="1440" w:left="1440" w:header="708" w:footer="708" w:gutter="0"/>
       <w:pgNumType/>
@@ -9377,7 +9380,6 @@
         <w:sz w:val="18"/>
         <w:szCs w:val="18"/>
       </w:rPr>
-      <w:t xml:space="preserve">Internal Use Only</w:t>
     </w:r>
     <w:r>
       <w:rPr>
@@ -9421,6 +9423,26 @@
 </w:ftr>
 </file>
 
+<file path=word/footer2.xml><?xml version="1.0" encoding="utf-8"?>
+<w:ftr xmlns:m="http://schemas.openxmlformats.org/officeDocument/2006/math" xmlns:mc="http://schemas.openxmlformats.org/markup-compatibility/2006" xmlns:mo="http://schemas.microsoft.com/office/mac/office/2008/main" xmlns:mv="urn:schemas-microsoft-com:mac:vml" xmlns:o="urn:schemas-microsoft-com:office:office" xmlns:r="http://schemas.openxmlformats.org/officeDocument/2006/relationships" xmlns:v="urn:schemas-microsoft-com:vml" xmlns:w10="urn:schemas-microsoft-com:office:word" xmlns:w14="http://schemas.microsoft.com/office/word/2010/wordml" xmlns:w="http://schemas.openxmlformats.org/wordprocessingml/2006/main" xmlns:wne="http://schemas.microsoft.com/office/word/2006/wordml" xmlns:wp14="http://schemas.microsoft.com/office/word/2010/wordprocessingDrawing" xmlns:wp="http://schemas.openxmlformats.org/drawingml/2006/wordprocessingDrawing" xmlns:wpc="http://schemas.microsoft.com/office/word/2010/wordprocessingCanvas" xmlns:wpg="http://schemas.microsoft.com/office/word/2010/wordprocessingGroup" xmlns:wpi="http://schemas.microsoft.com/office/word/2010/wordprocessingInk" xmlns:wps="http://schemas.microsoft.com/office/word/2010/wordprocessingShape" mc:Ignorable="w14 wp14">
+  <w:p>
+    <w:pPr>
+      <w:pStyle w:val="Footer"/>
+    </w:pPr>
+  </w:p>
+</w:ftr>
+</file>
+
+<file path=word/footer3.xml><?xml version="1.0" encoding="utf-8"?>
+<w:ftr xmlns:m="http://schemas.openxmlformats.org/officeDocument/2006/math" xmlns:mc="http://schemas.openxmlformats.org/markup-compatibility/2006" xmlns:mo="http://schemas.microsoft.com/office/mac/office/2008/main" xmlns:mv="urn:schemas-microsoft-com:mac:vml" xmlns:o="urn:schemas-microsoft-com:office:office" xmlns:r="http://schemas.openxmlformats.org/officeDocument/2006/relationships" xmlns:v="urn:schemas-microsoft-com:vml" xmlns:w10="urn:schemas-microsoft-com:office:word" xmlns:w14="http://schemas.microsoft.com/office/word/2010/wordml" xmlns:w="http://schemas.openxmlformats.org/wordprocessingml/2006/main" xmlns:wne="http://schemas.microsoft.com/office/word/2006/wordml" xmlns:wp14="http://schemas.microsoft.com/office/word/2010/wordprocessingDrawing" xmlns:wp="http://schemas.openxmlformats.org/drawingml/2006/wordprocessingDrawing" xmlns:wpc="http://schemas.microsoft.com/office/word/2010/wordprocessingCanvas" xmlns:wpg="http://schemas.microsoft.com/office/word/2010/wordprocessingGroup" xmlns:wpi="http://schemas.microsoft.com/office/word/2010/wordprocessingInk" xmlns:wps="http://schemas.microsoft.com/office/word/2010/wordprocessingShape" mc:Ignorable="w14 wp14">
+  <w:p>
+    <w:pPr>
+      <w:pStyle w:val="Footer"/>
+    </w:pPr>
+  </w:p>
+</w:ftr>
+</file>
+
 <file path=word/footnotes.xml><?xml version="1.0" encoding="utf-8"?>
 <w:footnotes xmlns:wpc="http://schemas.microsoft.com/office/word/2010/wordprocessingCanvas" xmlns:mc="http://schemas.openxmlformats.org/markup-compatibility/2006" xmlns:o="urn:schemas-microsoft-com:office:office" xmlns:r="http://schemas.openxmlformats.org/officeDocument/2006/relationships" xmlns:m="http://schemas.openxmlformats.org/officeDocument/2006/math" xmlns:v="urn:schemas-microsoft-com:vml" xmlns:wp14="http://schemas.microsoft.com/office/word/2010/wordprocessingDrawing" xmlns:wp="http://schemas.openxmlformats.org/drawingml/2006/wordprocessingDrawing" xmlns:w10="urn:schemas-microsoft-com:office:word" xmlns:w="http://schemas.openxmlformats.org/wordprocessingml/2006/main" xmlns:w14="http://schemas.microsoft.com/office/word/2010/wordml" xmlns:w15="http://schemas.microsoft.com/office/word/2012/wordml" xmlns:wpg="http://schemas.microsoft.com/office/word/2010/wordprocessingGroup" xmlns:wpi="http://schemas.microsoft.com/office/word/2010/wordprocessingInk" xmlns:wne="http://schemas.microsoft.com/office/word/2006/wordml" xmlns:wps="http://schemas.microsoft.com/office/word/2010/wordprocessingShape" mc:Ignorable="w14 w15 wp14">
   <w:footnote w:type="separator" w:id="-1">
@@ -9484,6 +9506,26 @@
       </w:rPr>
       <w:t xml:space="preserve">	Companion to Program Plan · v1.0</w:t>
     </w:r>
+  </w:p>
+</w:hdr>
+</file>
+
+<file path=word/header2.xml><?xml version="1.0" encoding="utf-8"?>
+<w:hdr xmlns:m="http://schemas.openxmlformats.org/officeDocument/2006/math" xmlns:mc="http://schemas.openxmlformats.org/markup-compatibility/2006" xmlns:mo="http://schemas.microsoft.com/office/mac/office/2008/main" xmlns:mv="urn:schemas-microsoft-com:mac:vml" xmlns:o="urn:schemas-microsoft-com:office:office" xmlns:r="http://schemas.openxmlformats.org/officeDocument/2006/relationships" xmlns:v="urn:schemas-microsoft-com:vml" xmlns:w10="urn:schemas-microsoft-com:office:word" xmlns:w14="http://schemas.microsoft.com/office/word/2010/wordml" xmlns:w="http://schemas.openxmlformats.org/wordprocessingml/2006/main" xmlns:wne="http://schemas.microsoft.com/office/word/2006/wordml" xmlns:wp14="http://schemas.microsoft.com/office/word/2010/wordprocessingDrawing" xmlns:wp="http://schemas.openxmlformats.org/drawingml/2006/wordprocessingDrawing" xmlns:wpc="http://schemas.microsoft.com/office/word/2010/wordprocessingCanvas" xmlns:wpg="http://schemas.microsoft.com/office/word/2010/wordprocessingGroup" xmlns:wpi="http://schemas.microsoft.com/office/word/2010/wordprocessingInk" xmlns:wps="http://schemas.microsoft.com/office/word/2010/wordprocessingShape" mc:Ignorable="w14 wp14">
+  <w:p>
+    <w:pPr>
+      <w:pStyle w:val="Header"/>
+    </w:pPr>
+  </w:p>
+</w:hdr>
+</file>
+
+<file path=word/header3.xml><?xml version="1.0" encoding="utf-8"?>
+<w:hdr xmlns:m="http://schemas.openxmlformats.org/officeDocument/2006/math" xmlns:mc="http://schemas.openxmlformats.org/markup-compatibility/2006" xmlns:mo="http://schemas.microsoft.com/office/mac/office/2008/main" xmlns:mv="urn:schemas-microsoft-com:mac:vml" xmlns:o="urn:schemas-microsoft-com:office:office" xmlns:r="http://schemas.openxmlformats.org/officeDocument/2006/relationships" xmlns:v="urn:schemas-microsoft-com:vml" xmlns:w10="urn:schemas-microsoft-com:office:word" xmlns:w14="http://schemas.microsoft.com/office/word/2010/wordml" xmlns:w="http://schemas.openxmlformats.org/wordprocessingml/2006/main" xmlns:wne="http://schemas.microsoft.com/office/word/2006/wordml" xmlns:wp14="http://schemas.microsoft.com/office/word/2010/wordprocessingDrawing" xmlns:wp="http://schemas.openxmlformats.org/drawingml/2006/wordprocessingDrawing" xmlns:wpc="http://schemas.microsoft.com/office/word/2010/wordprocessingCanvas" xmlns:wpg="http://schemas.microsoft.com/office/word/2010/wordprocessingGroup" xmlns:wpi="http://schemas.microsoft.com/office/word/2010/wordprocessingInk" xmlns:wps="http://schemas.microsoft.com/office/word/2010/wordprocessingShape" mc:Ignorable="w14 wp14">
+  <w:p>
+    <w:pPr>
+      <w:pStyle w:val="Header"/>
+    </w:pPr>
   </w:p>
 </w:hdr>
 </file>

--- a/Portfolio/CAC_Lab_Build_Guide.docx
+++ b/Portfolio/CAC_Lab_Build_Guide.docx
@@ -19,6 +19,64 @@
         <w:t xml:space="preserve">CAC PROGRAM - LAB BUILD GUIDE</w:t>
       </w:r>
     </w:p>
+    <w:p/>
+    <w:p>
+      <w:pPr>
+        <w:shd w:val="clear" w:color="auto" w:fill="EAF2FA"/>
+        <w:pBdr>
+          <w:top w:val="single" w:sz="6" w:space="4" w:color="2E75B6"/>
+          <w:left w:val="single" w:sz="6" w:space="4" w:color="2E75B6"/>
+          <w:right w:val="single" w:sz="6" w:space="4" w:color="2E75B6"/>
+        </w:pBdr>
+      </w:pPr>
+      <w:r>
+        <w:rPr>
+          <w:rFonts w:ascii="Arial" w:hAnsi="Arial"/>
+          <w:b/>
+          <w:i w:val="0"/>
+          <w:sz w:val="22"/>
+        </w:rPr>
+        <w:t>Phase 8 update — June 30, 2026 (v1.4): Ansible STIG remediation runbook shipped.</w:t>
+      </w:r>
+    </w:p>
+    <w:p>
+      <w:pPr>
+        <w:shd w:val="clear" w:color="auto" w:fill="EAF2FA"/>
+        <w:pBdr>
+          <w:left w:val="single" w:sz="6" w:space="4" w:color="2E75B6"/>
+          <w:right w:val="single" w:sz="6" w:space="4" w:color="2E75B6"/>
+        </w:pBdr>
+      </w:pPr>
+      <w:r>
+        <w:rPr>
+          <w:rFonts w:ascii="Arial" w:hAnsi="Arial"/>
+          <w:b w:val="0"/>
+          <w:i w:val="0"/>
+          <w:sz w:val="22"/>
+        </w:rPr>
+        <w:t>A new Phase 8 module at Lab-Kit/08-Ansible-STIG/ adds the production-grade STIG hardening pass. Control node: WSL2 + Ubuntu on the Hyper-V host. Role: community ansible-lockdown/Windows-2022-STIG (maps to the same Server 2022 benchmark SCAP scans use). Target prep: HTTPS WinRM listener on 5986 via Enable-WinRM-ForAnsible.ps1. Phasing: severity-tagged remediation (CAT I → II → III) with snapshot + win_ping verification between each. Applied to LAB-DC01: 44.95% → 86.7%. See Lab-Kit/08-Ansible-STIG/GUIDE.md for the step-by-step runbook including the four Server-2025 / ansible-core 2.21 compatibility patches.</w:t>
+      </w:r>
+    </w:p>
+    <w:p>
+      <w:pPr>
+        <w:shd w:val="clear" w:color="auto" w:fill="EAF2FA"/>
+        <w:pBdr>
+          <w:bottom w:val="single" w:sz="6" w:space="4" w:color="2E75B6"/>
+          <w:left w:val="single" w:sz="6" w:space="4" w:color="2E75B6"/>
+          <w:right w:val="single" w:sz="6" w:space="4" w:color="2E75B6"/>
+        </w:pBdr>
+      </w:pPr>
+      <w:r>
+        <w:rPr>
+          <w:rFonts w:ascii="Arial" w:hAnsi="Arial"/>
+          <w:b w:val="0"/>
+          <w:i w:val="0"/>
+          <w:sz w:val="22"/>
+        </w:rPr>
+        <w:t>Topology change recorded: LAB-DC01 gained a second NIC at 10.10.10.10 (Lab Internal) for the WSL reach path. The lab segment remains a flat L2 broadcast domain; the change is administrative reachability, not partitioning. Documented in Architecture/Lab-Topology.md.</w:t>
+      </w:r>
+    </w:p>
+    <w:p/>
     <w:p>
       <w:pPr>
         <w:spacing w:after="240"/>
